--- a/book/04_Word/答えがタダになる時代の勉強法_原稿.docx
+++ b/book/04_Word/答えがタダになる時代の勉強法_原稿.docx
@@ -28,7 +28,7 @@
           <w:sz w:val="26"/>
           <w:szCs w:val="26"/>
         </w:rPr>
-        <w:t xml:space="preserve">AIに任せていいこと、自分の頭でしかできないこと</w:t>
+        <w:t xml:space="preserve">主導権を握ったまま、AIと並走する学び方</w:t>
       </w:r>
     </w:p>
     <w:p>
@@ -55,7 +55,7 @@
           <w:sz w:val="20"/>
           <w:szCs w:val="20"/>
         </w:rPr>
-        <w:t xml:space="preserve">完成原稿　本文約76000字（はじめに・全7章・おわりに・付録）</w:t>
+        <w:t xml:space="preserve">完成原稿　本文約82000字（はじめに・全7章・おわりに・付録）</w:t>
       </w:r>
     </w:p>
     <w:p>
@@ -429,6 +429,26 @@
     </w:p>
     <w:p>
       <w:pPr>
+        <w:spacing w:after="60"/>
+        <w:ind w:firstLine="210"/>
+        <w:jc w:val="both"/>
+      </w:pPr>
+      <w:r>
+        <w:t xml:space="preserve">そして、この主張から導かれる実践の答えも、先に示しておきたい。</w:t>
+      </w:r>
+      <w:r>
+        <w:rPr>
+          <w:b/>
+          <w:bCs/>
+        </w:rPr>
+        <w:t xml:space="preserve">AIに主導権を渡さず、主導権を握ったまま、AIと並走すること</w:t>
+      </w:r>
+      <w:r>
+        <w:t xml:space="preserve">である。具体的には、まず自分の考えを、何も見ずにノートにひたすら書き殴る。次に、それをAIに整理させる。そして最後に、整理されたものを見比べ、確かめ、閉じて自分で再現し、自分の頭に取り戻す。問いと材料と最終判断は自分が持ち、AIには自分の考えを映す鏡と、整理役を務めてもらう。本書ではこの方法を「並走ノート」と呼び、第6章で詳しく説明する。私は塾講師として、生徒の受験に並走してきた。並走とは、代わりに走ることではない。走るのは本人であり、伴走者は隣でペースを整え、道を照らす。AIとの付き合い方も、それと同じであるべきだと私は考えている。</w:t>
+      </w:r>
+    </w:p>
+    <w:p>
+      <w:pPr>
         <w:pStyle w:val="Heading2"/>
       </w:pPr>
       <w:r>
@@ -472,7 +492,7 @@
         <w:jc w:val="both"/>
       </w:pPr>
       <w:r>
-        <w:t xml:space="preserve">第1章では、AIが登場する前から存在していた「努力が学力に変わらない」現象を、三つの錯覚として整理する。第2章では、「分かる」「思い出せる」「使える」という学力の三つの状態を区別し、自分の学力を診断する方法を示す。第3章では、「検索できる知識を、なぜ覚えるのか」という問いに、人間の記憶と思考の仕組みから答える。第4章では、曖昧に語られがちな「思考力」を、「見抜く・選ぶ・組み立てる・確かめる」という四つの頭の動きと、それに先立つ「問う」働きに分解する。第5章では、それらを踏まえた学習の設計図を描く。第6章でいよいよAIを正面から扱い、AIに任せてよい苦労と、任せてはいけない苦労を見分ける方法を示す。第7章では視点を広げ、教師・学校・試験・家庭、そして教育格差がどう変わるかを考える。巻末には、本文の方法をそのまま使えるように、AIへの頼み方の実例と一週間の学習設計シートを付けた。</w:t>
+        <w:t xml:space="preserve">第1章では、AIが登場する前から存在していた「努力が学力に変わらない」現象を、三つの錯覚として整理する。第2章では、「分かる」「思い出せる」「使える」という学力の三つの状態を区別し、自分の学力を診断する方法を示す。第3章では、「検索できる知識を、なぜ覚えるのか」という問いに、人間の記憶と思考の仕組みから答える。第4章では、曖昧に語られがちな「思考力」を、「見抜く・選ぶ・組み立てる・確かめる」という四つの頭の動きと、それに先立つ「問う」働きに分解する。第5章では、それらを踏まえた学習の設計図を描く。第6章でいよいよAIを正面から扱い、AIに任せてよい苦労と、任せてはいけない苦労を見分ける方法（引き算テスト）と、主導権を握ったままAIと並走する具体的な方法（並走ノート）を示す。第7章では視点を広げ、教師・学校・試験・家庭、そして教育格差がどう変わるかを考える。巻末には、本文の方法をそのまま使えるように、AIへの頼み方の実例と一週間の学習設計シートを付けた。</w:t>
       </w:r>
     </w:p>
     <w:p>
@@ -4553,6 +4573,16 @@
     </w:p>
     <w:p>
       <w:pPr>
+        <w:spacing w:after="60"/>
+        <w:ind w:firstLine="210"/>
+        <w:jc w:val="both"/>
+      </w:pPr>
+      <w:r>
+        <w:t xml:space="preserve">この章の分析は、第6章で示す「並走ノート」の土台にもなっている。AIが最も得意な「組み立てる」はAIに手伝わせ、問う・見抜く・選ぶ・確かめるは自分が握る。自分の考えを書き殴り（問う・見抜く）、AIに整理させ（組み立てる）、その整理を採るかどうかを自分で決めて確かめる（選ぶ・確かめる）。思考の動詞の分担として見ると、主導権を握ったままAIと並走するとはどういうことかが、はっきりする。</w:t>
+      </w:r>
+    </w:p>
+    <w:p>
+      <w:pPr>
         <w:pStyle w:val="Heading2"/>
       </w:pPr>
       <w:r>
@@ -4858,7 +4888,7 @@
         <w:t xml:space="preserve">白紙再現</w:t>
       </w:r>
       <w:r>
-        <w:t xml:space="preserve">は、最も手軽で強力な方法だ。教科書の一節や授業の内容を学んだ後、何も見ずに、覚えていることをすべて白紙に書き出す。箇条書きでも図でもよい。書き終えたら教科書と照らし合わせ、書けなかった部分、間違っていた部分を確認する。そして、もう一度白紙に書く。</w:t>
+        <w:t xml:space="preserve">は、最も手軽で強力な方法だ。教科書の一節や授業の内容を学んだ後、何も見ずに、覚えていることをすべて白紙に書き出す。箇条書きでも図でもよい。書き終えたら教科書と照らし合わせ、書けなかった部分、間違っていた部分を確認する。そして、もう一度白紙に書く。この白紙再現は、第6章で紹介する「並走ノート」の第一段階そのものでもある。書き殴った白紙をAIに整理させ、誤りや抜けを指摘させれば、「教科書と照らし合わせる」工程を、より速く、より細かく行える。</w:t>
       </w:r>
     </w:p>
     <w:p>
@@ -6084,7 +6114,7 @@
         <w:pageBreakBefore/>
       </w:pPr>
       <w:r>
-        <w:t xml:space="preserve">第6章　AIを使う学習、AIに奪われる学習——「引き算テスト」と六つの使い方</w:t>
+        <w:t xml:space="preserve">第6章　AIに奪われず、AIと並走する——書き殴り、整理させ、取り戻す</w:t>
       </w:r>
     </w:p>
     <w:p>
@@ -6316,7 +6346,7 @@
         <w:jc w:val="both"/>
       </w:pPr>
       <w:r>
-        <w:t xml:space="preserve">では、AIを使うとき、どの工程を自分に残し、どの工程をAIに任せればよいのか。本章では、その判断のための基準として「引き算テスト」を提案する。</w:t>
+        <w:t xml:space="preserve">では、AIを使うとき、どの工程を自分に残し、どの工程をAIに任せればよいのか。本章では、まずその判断のための基準として「引き算テスト」を提案し、次に、その基準を毎日の勉強の形にした「並走ノート」という方法を示す。</w:t>
       </w:r>
     </w:p>
     <w:p>
@@ -6531,7 +6561,469 @@
         <w:pStyle w:val="Heading2"/>
       </w:pPr>
       <w:r>
-        <w:t xml:space="preserve">3　AI利用の六つの型</w:t>
+        <w:t xml:space="preserve">3　並走の基本形——書き殴り、整理させ、取り戻す</w:t>
+      </w:r>
+    </w:p>
+    <w:p>
+      <w:pPr>
+        <w:pStyle w:val="Heading3"/>
+      </w:pPr>
+      <w:r>
+        <w:t xml:space="preserve">主導権とは何か</w:t>
+      </w:r>
+    </w:p>
+    <w:p>
+      <w:pPr>
+        <w:spacing w:after="60"/>
+        <w:ind w:firstLine="210"/>
+        <w:jc w:val="both"/>
+      </w:pPr>
+      <w:r>
+        <w:t xml:space="preserve">引き算テストは、目の前の苦労をAIに渡してよいかどうかを判断する道具だった。しかし、判断の道具だけでは、毎日の勉強の形にはならない。そこで本節では、本書が最も勧めるAIとの付き合い方を、一つの型として示したい。</w:t>
+      </w:r>
+    </w:p>
+    <w:p>
+      <w:pPr>
+        <w:spacing w:after="60"/>
+        <w:ind w:firstLine="210"/>
+        <w:jc w:val="both"/>
+      </w:pPr>
+      <w:r>
+        <w:t xml:space="preserve">その前に、本書で繰り返し使う「主導権」という言葉を定義しておく。AIと学ぶときに学習者が握っておくべき主導権とは、次の三つである。</w:t>
+      </w:r>
+      <w:r>
+        <w:rPr>
+          <w:b/>
+          <w:bCs/>
+        </w:rPr>
+        <w:t xml:space="preserve">何を考えるかという問い</w:t>
+      </w:r>
+      <w:r>
+        <w:t xml:space="preserve">、</w:t>
+      </w:r>
+      <w:r>
+        <w:rPr>
+          <w:b/>
+          <w:bCs/>
+        </w:rPr>
+        <w:t xml:space="preserve">考えるための材料</w:t>
+      </w:r>
+      <w:r>
+        <w:t xml:space="preserve">、そして</w:t>
+      </w:r>
+      <w:r>
+        <w:rPr>
+          <w:b/>
+          <w:bCs/>
+        </w:rPr>
+        <w:t xml:space="preserve">何を採用するかという最終判断</w:t>
+      </w:r>
+      <w:r>
+        <w:t xml:space="preserve">。この三つを自分が持っている限り、AIにどれだけ手伝わせても、学習の中心は自分の頭の中にある。逆に、このどれか一つでもAIに渡してしまうと、学習者は自分の勉強の「客」になる。問いを与えられ、材料を与えられ、結論を与えられる。第1章で見た成果物の錯覚は、主導権を手放したときに起きる。</w:t>
+      </w:r>
+    </w:p>
+    <w:p>
+      <w:pPr>
+        <w:spacing w:after="60"/>
+        <w:ind w:firstLine="210"/>
+        <w:jc w:val="both"/>
+      </w:pPr>
+      <w:r>
+        <w:t xml:space="preserve">では、主導権を握ったまま、AIの力を最大限に借りるにはどうすればよいか。私の答えは、</w:t>
+      </w:r>
+      <w:r>
+        <w:rPr>
+          <w:b/>
+          <w:bCs/>
+        </w:rPr>
+        <w:t xml:space="preserve">自分の考えを、まずノートにひたすら書き殴ること。そして、それをAIに整理させること</w:t>
+      </w:r>
+      <w:r>
+        <w:t xml:space="preserve">である。ただし、最後にもう一つ、欠かせない工程がある。整理されたものを、自分の頭に</w:t>
+      </w:r>
+      <w:r>
+        <w:rPr>
+          <w:b/>
+          <w:bCs/>
+        </w:rPr>
+        <w:t xml:space="preserve">取り戻す</w:t>
+      </w:r>
+      <w:r>
+        <w:t xml:space="preserve">ことだ。本書では、この三段階を「並走ノート」と呼ぶ。</w:t>
+      </w:r>
+    </w:p>
+    <w:p>
+      <w:pPr>
+        <w:pStyle w:val="Heading3"/>
+      </w:pPr>
+      <w:r>
+        <w:t xml:space="preserve">第一段階：書き殴る</w:t>
+      </w:r>
+    </w:p>
+    <w:p>
+      <w:pPr>
+        <w:spacing w:after="60"/>
+        <w:ind w:firstLine="210"/>
+        <w:jc w:val="both"/>
+      </w:pPr>
+      <w:r>
+        <w:t xml:space="preserve">最初の段階では、AIには一切触れない。教科書やノートも閉じる。そして、いま学んでいるテーマについて、自分が知っていること、考えていること、分からないこと、疑問に思っていることを、ノートにひたすら書き出す。</w:t>
+      </w:r>
+    </w:p>
+    <w:p>
+      <w:pPr>
+        <w:spacing w:after="60"/>
+        <w:ind w:firstLine="210"/>
+        <w:jc w:val="both"/>
+      </w:pPr>
+      <w:r>
+        <w:t xml:space="preserve">きれいに書く必要はない。順番もばらばらでいい。文になっていなくてもいい。矢印でつないでも、単語を並べるだけでもいい。「ここが分からない」「たぶんこうだと思うが自信がない」「これとあれは関係がある気がする」といった、迷いや疑問もそのまま書く。大事なのは量と正直さであって、見た目ではない。</w:t>
+      </w:r>
+    </w:p>
+    <w:p>
+      <w:pPr>
+        <w:spacing w:after="60"/>
+        <w:ind w:firstLine="210"/>
+        <w:jc w:val="both"/>
+      </w:pPr>
+      <w:r>
+        <w:t xml:space="preserve">この段階が、並走ノートの心臓部である。書き殴っているとき、頭の中では、本書でここまで見てきた学習の原理がいくつも同時に働いている。何も見ずに頭の中から知識を取り出すのは、第5章の原則一「思い出す」そのものだ。自分の言葉で書くことは、心理学で「生成効果」と呼ばれる現象につながる。一九七八年、ノーマン・スラメッカとピーター・グラフは、単語をただ読んだ場合よりも、手がかりをもとに自分で生み出した場合のほうが、その単語をよく覚えていることを五つの実験で示した。与えられた答えを読むより、自分で生み出したもののほうが残るのである。さらに、「ここが分からない」と書き出すことは、第4章で述べたメタ認知のモニタリングを、紙の上で目に見える形にする作業でもある。</w:t>
+      </w:r>
+    </w:p>
+    <w:p>
+      <w:pPr>
+        <w:spacing w:after="60"/>
+        <w:ind w:firstLine="210"/>
+        <w:jc w:val="both"/>
+      </w:pPr>
+      <w:r>
+        <w:t xml:space="preserve">書くことそのものの学習効果については、過大評価しないようにしたい。ロバート・バンガート＝ドラウンズらは二〇〇四年、学校で行われた四十八の「書いて学ぶ」取り組みを統合して分析し、書くことが学業成績に与える効果は、プラスではあるが小さいと報告している。書けば自動的に賢くなるわけではない。書き殴りが力を発揮するのは、それが「何も見ずに思い出す」練習であり、自分の理解の穴を見つける作業になっているときである。だから、書き殴りの最中に教科書を見てはいけない。見ながら書けば、それは書き写しになり、第1章の成果物の錯覚に戻ってしまう。</w:t>
+      </w:r>
+    </w:p>
+    <w:p>
+      <w:pPr>
+        <w:pStyle w:val="Heading3"/>
+      </w:pPr>
+      <w:r>
+        <w:t xml:space="preserve">第二段階：AIに整理させる</w:t>
+      </w:r>
+    </w:p>
+    <w:p>
+      <w:pPr>
+        <w:spacing w:after="60"/>
+        <w:ind w:firstLine="210"/>
+        <w:jc w:val="both"/>
+      </w:pPr>
+      <w:r>
+        <w:t xml:space="preserve">書き殴ったノートは、たいてい散らかっている。同じことが何度も出てくるし、重要なことと枝葉が混ざっているし、話の順序もばらばらだ。ここで初めてAIを使う。書き殴ったメモを写真に撮るか、打ち込んでAIに渡し、整理を頼むのである。</w:t>
+      </w:r>
+    </w:p>
+    <w:p>
+      <w:pPr>
+        <w:spacing w:after="60"/>
+        <w:ind w:firstLine="210"/>
+        <w:jc w:val="both"/>
+      </w:pPr>
+      <w:r>
+        <w:t xml:space="preserve">なぜこの段階をAIに任せてよいのか。第4章で見たように、AIが最も得意とするのは「組み立てる」働き、つまり材料を並べ替え、つなぎ、形を整えることだった。そして並走ノートでは、組み立ての材料はすべて、自分の頭から出てきたものである。問いも材料も自分のもので、AIは自分の考えを並べ替える秘書の役を務めるにすぎない。ここに、主導権を握ったまま並走するという意味がある。</w:t>
+      </w:r>
+    </w:p>
+    <w:p>
+      <w:pPr>
+        <w:spacing w:after="60"/>
+        <w:ind w:firstLine="210"/>
+        <w:jc w:val="both"/>
+      </w:pPr>
+      <w:r>
+        <w:t xml:space="preserve">ただし、頼み方には決定的に重要な注意がある。</w:t>
+      </w:r>
+      <w:r>
+        <w:rPr>
+          <w:b/>
+          <w:bCs/>
+        </w:rPr>
+        <w:t xml:space="preserve">AIに内容を足させないこと</w:t>
+      </w:r>
+      <w:r>
+        <w:t xml:space="preserve">だ。AIは親切なので、放っておくと、メモに書かれていない知識を補い、足りない論点を埋め、きれいな完成品を作ってしまう。そうなると、どこまでが自分の考えで、どこからがAIの考えなのか分からなくなる。だから、次のように頼む。</w:t>
+      </w:r>
+    </w:p>
+    <w:p>
+      <w:pPr>
+        <w:spacing w:after="60"/>
+        <w:ind w:firstLine="210"/>
+        <w:jc w:val="both"/>
+      </w:pPr>
+      <w:r>
+        <w:t xml:space="preserve">「以下は、私が何も見ずに書き殴ったメモです。内容は足さずに、私の言葉をできるだけ生かして、見出しと箇条書きで構造化してください。重複はまとめてください。そのうえで、私のメモの中の誤りと、抜けていると思われる重要な点は、整理した本文には混ぜずに、最後に別のリストとして示してください」</w:t>
+      </w:r>
+    </w:p>
+    <w:p>
+      <w:pPr>
+        <w:spacing w:after="60"/>
+        <w:ind w:firstLine="210"/>
+        <w:jc w:val="both"/>
+      </w:pPr>
+      <w:r>
+        <w:t xml:space="preserve">このように頼むと、AIの返答は二つの部分に分かれる。自分の考えを整理したものと、自分の考えに対する指摘のリストである。この区別が、次の段階で生きてくる。</w:t>
+      </w:r>
+    </w:p>
+    <w:p>
+      <w:pPr>
+        <w:pStyle w:val="Heading3"/>
+      </w:pPr>
+      <w:r>
+        <w:t xml:space="preserve">第三段階：取り戻す</w:t>
+      </w:r>
+    </w:p>
+    <w:p>
+      <w:pPr>
+        <w:spacing w:after="60"/>
+        <w:ind w:firstLine="210"/>
+        <w:jc w:val="both"/>
+      </w:pPr>
+      <w:r>
+        <w:t xml:space="preserve">整理されたノートを見ると、多くの人は満足してしまう。自分の散らかった考えが、見違えるほど整った形になっているからだ。しかし、ここで終わると、第1章で述べた「作った」を「身についた」と取り違える錯覚そのものになる。整理したのはAIであって、自分の頭ではない。整った形は、まだAIの側にある。それを自分の頭に取り戻す工程が、第三段階である。</w:t>
+      </w:r>
+    </w:p>
+    <w:p>
+      <w:pPr>
+        <w:spacing w:after="60"/>
+        <w:ind w:firstLine="210"/>
+        <w:jc w:val="both"/>
+      </w:pPr>
+      <w:r>
+        <w:t xml:space="preserve">取り戻す作業は三つある。一つ目は、</w:t>
+      </w:r>
+      <w:r>
+        <w:rPr>
+          <w:b/>
+          <w:bCs/>
+        </w:rPr>
+        <w:t xml:space="preserve">比べる</w:t>
+      </w:r>
+      <w:r>
+        <w:t xml:space="preserve">こと。自分の書き殴りとAIの整理を見比べて、「なぜこの順番になったのか」「自分はこの二つをつながりとして意識していたか」を考える。AIの整理の仕方に納得できなければ、それを採用しなくてよい。採用するかどうかを決めるのは自分である。</w:t>
+      </w:r>
+    </w:p>
+    <w:p>
+      <w:pPr>
+        <w:spacing w:after="60"/>
+        <w:ind w:firstLine="210"/>
+        <w:jc w:val="both"/>
+      </w:pPr>
+      <w:r>
+        <w:t xml:space="preserve">二つ目は、</w:t>
+      </w:r>
+      <w:r>
+        <w:rPr>
+          <w:b/>
+          <w:bCs/>
+        </w:rPr>
+        <w:t xml:space="preserve">指摘を検証する</w:t>
+      </w:r>
+      <w:r>
+        <w:t xml:space="preserve">こと。AIが示した「誤り」と「抜け」のリストを、教科書や資料で確かめる。AIの指摘そのものが間違っていることもある。本当に誤りだった点は、第5章の誤答の四分類に当てはめる。知らなかったのか、思い出せなかったのか、つながりに気づかなかったのか。自信を持って書いた誤りほど、よく直る（過修正効果）。</w:t>
+      </w:r>
+    </w:p>
+    <w:p>
+      <w:pPr>
+        <w:spacing w:after="60"/>
+        <w:ind w:firstLine="210"/>
+        <w:jc w:val="both"/>
+      </w:pPr>
+      <w:r>
+        <w:t xml:space="preserve">三つ目は、</w:t>
+      </w:r>
+      <w:r>
+        <w:rPr>
+          <w:b/>
+          <w:bCs/>
+        </w:rPr>
+        <w:t xml:space="preserve">閉じて再現する</w:t>
+      </w:r>
+      <w:r>
+        <w:t xml:space="preserve">こと。数日後、AIの整理を見ずに、もう一度白紙に書き殴る。今度は、前回より構造のある形で書けるはずだ。書けなかった部分が、まだ取り戻せていない部分である。ここまでやって初めて、AIが整理した形は自分のものになる。</w:t>
+      </w:r>
+    </w:p>
+    <w:p>
+      <w:pPr>
+        <w:pStyle w:val="Heading3"/>
+      </w:pPr>
+      <w:r>
+        <w:t xml:space="preserve">なぜ「順番」が大切なのか</w:t>
+      </w:r>
+    </w:p>
+    <w:p>
+      <w:pPr>
+        <w:spacing w:after="60"/>
+        <w:ind w:firstLine="210"/>
+        <w:jc w:val="both"/>
+      </w:pPr>
+      <w:r>
+        <w:t xml:space="preserve">並走ノートで最も大切なのは、</w:t>
+      </w:r>
+      <w:r>
+        <w:rPr>
+          <w:b/>
+          <w:bCs/>
+        </w:rPr>
+        <w:t xml:space="preserve">自分が先、AIが後</w:t>
+      </w:r>
+      <w:r>
+        <w:t xml:space="preserve">という順番である。</w:t>
+      </w:r>
+    </w:p>
+    <w:p>
+      <w:pPr>
+        <w:spacing w:after="60"/>
+        <w:ind w:firstLine="210"/>
+        <w:jc w:val="both"/>
+      </w:pPr>
+      <w:r>
+        <w:t xml:space="preserve">この順番の意味を示唆する結果が、マサチューセッツ工科大学（MIT）メディアラボのナタリヤ・コスミナらが二〇二五年に発表した研究にある。小論文を書くあいだの脳の活動を脳波で測った研究で、全体像は本章の第4節で改めて紹介する。この研究の第四段階では、それまでAIを使わずに書いていた参加者がAIを使って書き、それまでAIを使っていた参加者がAIなしで書いた。すると、先に自分の頭で書いてからAIを使った参加者は、記憶の想起が比較的よく、脳の広い領域の活動が見られた。一方、AIに頼って書いてから道具なしで書くことになった参加者は、関与が弱い傾向が見られたという。この研究は査読前の論文で、第四段階の参加者は十八人と少ないので、強い結論は出せない。しかし、「自分で考えてからAIを使う」順番と、「AIを使ってから自分で考える」順番とでは、頭の働き方が違いうることを示す一つの手がかりにはなる。</w:t>
+      </w:r>
+    </w:p>
+    <w:p>
+      <w:pPr>
+        <w:spacing w:after="60"/>
+        <w:ind w:firstLine="210"/>
+        <w:jc w:val="both"/>
+      </w:pPr>
+      <w:r>
+        <w:t xml:space="preserve">はじめにで紹介したバスタニらの実験も、同じ方向を示している。答えをすぐに出す汎用のAIでは学力が落ち、先に生徒に考えさせ、ヒントだけを出すAIでは落ちなかった。どちらの研究でも、分かれ目は、学習者の頭が先に動いたかどうかにあった。</w:t>
+      </w:r>
+    </w:p>
+    <w:p>
+      <w:pPr>
+        <w:pStyle w:val="Heading3"/>
+      </w:pPr>
+      <w:r>
+        <w:t xml:space="preserve">並走ノートの具体例</w:t>
+      </w:r>
+    </w:p>
+    <w:p>
+      <w:pPr>
+        <w:spacing w:after="60"/>
+        <w:ind w:firstLine="210"/>
+        <w:jc w:val="both"/>
+      </w:pPr>
+      <w:r>
+        <w:t xml:space="preserve">いくつかの場面で、並走ノートを試してみよう。</w:t>
+      </w:r>
+    </w:p>
+    <w:p>
+      <w:pPr>
+        <w:spacing w:after="60"/>
+        <w:ind w:firstLine="210"/>
+        <w:jc w:val="both"/>
+      </w:pPr>
+      <w:r>
+        <w:rPr>
+          <w:b/>
+          <w:bCs/>
+        </w:rPr>
+        <w:t xml:space="preserve">歴史の論述</w:t>
+      </w:r>
+      <w:r>
+        <w:t xml:space="preserve">。「江戸幕府の対外政策」について、教科書を閉じて、知っていることをすべて書き殴る。出来事の名前、年号のうろ覚え、「なぜキリスト教を禁じたのか」という疑問。AIに整理させると、時系列と因果に沿った構造が返ってくる。そこで、自分のメモでは点でしかなかった知識が、どうつながるのかが見える。そのうえで、数日後に閉じて再現する。これは第2章でいう「点の知識をつながりに変える」練習である。</w:t>
+      </w:r>
+    </w:p>
+    <w:p>
+      <w:pPr>
+        <w:spacing w:after="60"/>
+        <w:ind w:firstLine="210"/>
+        <w:jc w:val="both"/>
+      </w:pPr>
+      <w:r>
+        <w:rPr>
+          <w:b/>
+          <w:bCs/>
+        </w:rPr>
+        <w:t xml:space="preserve">数学の解法</w:t>
+      </w:r>
+      <w:r>
+        <w:t xml:space="preserve">。一つの単元を学び終えたら、その単元で使う考え方を、問題集を閉じて書き殴る。「文字を含む二次関数は、まず軸」「範囲があるときは場合分け」。AIに整理させると、自分の知っている解法の型が一覧になり、足りない型の指摘も返ってくる。これは第2章の「見抜く」と「選ぶ」の材料を、自分の手で棚卸しする作業になる。</w:t>
+      </w:r>
+    </w:p>
+    <w:p>
+      <w:pPr>
+        <w:spacing w:after="60"/>
+        <w:ind w:firstLine="210"/>
+        <w:jc w:val="both"/>
+      </w:pPr>
+      <w:r>
+        <w:rPr>
+          <w:b/>
+          <w:bCs/>
+        </w:rPr>
+        <w:t xml:space="preserve">大学のレポート</w:t>
+      </w:r>
+      <w:r>
+        <w:t xml:space="preserve">。書く前に、テーマについての自分の考えと疑問を書き殴る。AIに整理させ、論点の候補を構造化してもらう。ただし、どの論点で書くかを決め、本文を書くのは自分である。AIの整理は、自分の考えの地図であって、レポートそのものではない。</w:t>
+      </w:r>
+    </w:p>
+    <w:p>
+      <w:pPr>
+        <w:spacing w:after="60"/>
+        <w:ind w:firstLine="210"/>
+        <w:jc w:val="both"/>
+      </w:pPr>
+      <w:r>
+        <w:rPr>
+          <w:b/>
+          <w:bCs/>
+        </w:rPr>
+        <w:t xml:space="preserve">社会人の資格試験</w:t>
+      </w:r>
+      <w:r>
+        <w:t xml:space="preserve">。一日の学習の終わりに、その日学んだ内容を五分で書き殴り、AIに整理と誤りの指摘を頼む。整理されたノートを次の日の最初に見ずに再現する。通勤時間の暗記と組み合わせれば、第5章の想起と間隔の原則が、毎日の習慣に組み込まれる。</w:t>
+      </w:r>
+    </w:p>
+    <w:p>
+      <w:pPr>
+        <w:pStyle w:val="Heading3"/>
+      </w:pPr>
+      <w:r>
+        <w:t xml:space="preserve">引き算テストとの関係</w:t>
+      </w:r>
+    </w:p>
+    <w:p>
+      <w:pPr>
+        <w:spacing w:after="60"/>
+        <w:ind w:firstLine="210"/>
+        <w:jc w:val="both"/>
+      </w:pPr>
+      <w:r>
+        <w:t xml:space="preserve">最後に、並走ノートと引き算テストの関係を確認しておきたい。整理することは「組み立てる」働きであり、これも思考の一部である。それをAIに任せることは、引き算テストに反しないのか。</w:t>
+      </w:r>
+    </w:p>
+    <w:p>
+      <w:pPr>
+        <w:spacing w:after="60"/>
+        <w:ind w:firstLine="210"/>
+        <w:jc w:val="both"/>
+      </w:pPr>
+      <w:r>
+        <w:t xml:space="preserve">答えは、学習の目標による。多くの教科の学習では、身につけたい力は「知識を思い出し、つなげ、使うこと」であり、整理の苦労そのものは周辺の苦労である。この場合、書き殴り（本体）は自分で担い、整理（周辺）はAIに任せ、取り戻し（本体）をまた自分で担う、という分担は、引き算テストにかなっている。</w:t>
+      </w:r>
+    </w:p>
+    <w:p>
+      <w:pPr>
+        <w:spacing w:after="60"/>
+        <w:ind w:firstLine="210"/>
+        <w:jc w:val="both"/>
+      </w:pPr>
+      <w:r>
+        <w:t xml:space="preserve">一方、論述問題や小論文のように、「自分で構成を組み立てること」自体が身につけたい力である場合は、話が違う。この場合、AIの整理は「模範の一つ」として比べるために使い、答案の構成は必ず自分で組み立て直さなければならない。第三段階の「閉じて再現する」が、ここでは省略できない本体になる。並走ノートは、AIに考えさせる方法ではない。自分が考えたものを、AIという鏡に映して、もう一度自分で考え直すための方法なのである。</w:t>
+      </w:r>
+    </w:p>
+    <w:p>
+      <w:pPr>
+        <w:pStyle w:val="Heading2"/>
+      </w:pPr>
+      <w:r>
+        <w:t xml:space="preserve">4　AI利用の六つの型</w:t>
       </w:r>
     </w:p>
     <w:p>
@@ -6909,7 +7401,7 @@
         <w:jc w:val="both"/>
       </w:pPr>
       <w:r>
-        <w:t xml:space="preserve">マサチューセッツ工科大学（MIT）メディアラボのナタリヤ・コスミナらは、二〇二五年、小論文を書く課題に、ChatGPTを使って書くグループ、検索エンジンを使って書くグループ、何も使わずに書くグループの三つに分かれて取り組んでもらい、書いている最中の脳の活動を脳波で測定する研究を発表した。その結果、何も使わずに書いたグループの脳の神経的なつながりが最も強く広範で、ChatGPTを使ったグループは最も弱かったと報告されている。さらに、ChatGPTを使ったグループは、自分が書いた小論文の内容を思い出して引用することが苦手で、自分の文章だという感覚も弱かったという。</w:t>
+        <w:t xml:space="preserve">第3節で触れたコスミナらの研究は、小論文を書く課題に、ChatGPTを使って書くグループ、検索エンジンを使って書くグループ、何も使わずに書くグループの三つに分かれて取り組んでもらい、書いている最中の脳の活動を脳波で測定したものだった。その結果、何も使わずに書いたグループの脳の神経的なつながりが最も強く広範で、ChatGPTを使ったグループは最も弱かったと報告されている。さらに、ChatGPTを使ったグループは、自分が書いた小論文の内容を思い出して引用することが苦手で、自分の文章だという感覚も弱かったという。</w:t>
       </w:r>
     </w:p>
     <w:p>
@@ -6934,10 +7426,20 @@
     </w:p>
     <w:p>
       <w:pPr>
+        <w:spacing w:after="60"/>
+        <w:ind w:firstLine="210"/>
+        <w:jc w:val="both"/>
+      </w:pPr>
+      <w:r>
+        <w:t xml:space="preserve">ここで、第3節の並走ノートとの違いをはっきりさせておきたい。並走ノートでAIが担うのは、自分が書き殴ったものの整理であって、書くことそのものではない。材料を生み出す苦労は自分が担い、並べ替える作業をAIに手伝わせ、最後にまた自分で書き直す。AIに書かせることと、自分が書いたものをAIに整理させることは、見た目は似ていても、頭の働く場所がまったく違うのである。</w:t>
+      </w:r>
+    </w:p>
+    <w:p>
+      <w:pPr>
         <w:pStyle w:val="Heading2"/>
       </w:pPr>
       <w:r>
-        <w:t xml:space="preserve">4　教科別・AIの使い方</w:t>
+        <w:t xml:space="preserve">5　教科別・AIの使い方</w:t>
       </w:r>
     </w:p>
     <w:p>
@@ -7121,7 +7623,7 @@
         <w:pStyle w:val="Heading2"/>
       </w:pPr>
       <w:r>
-        <w:t xml:space="preserve">5　AIに任せてはいけない学習</w:t>
+        <w:t xml:space="preserve">6　AIに任せてはいけない学習</w:t>
       </w:r>
     </w:p>
     <w:p>
@@ -7229,7 +7731,7 @@
         <w:pStyle w:val="Heading2"/>
       </w:pPr>
       <w:r>
-        <w:t xml:space="preserve">6　AIの誤りとどう付き合うか</w:t>
+        <w:t xml:space="preserve">7　AIの誤りとどう付き合うか</w:t>
       </w:r>
     </w:p>
     <w:p>
@@ -7373,17 +7875,17 @@
         <w:pStyle w:val="Heading2"/>
       </w:pPr>
       <w:r>
-        <w:t xml:space="preserve">7　AIと学ぶための約束ごと</w:t>
-      </w:r>
-    </w:p>
-    <w:p>
-      <w:pPr>
-        <w:spacing w:after="60"/>
-        <w:ind w:firstLine="210"/>
-        <w:jc w:val="both"/>
-      </w:pPr>
-      <w:r>
-        <w:t xml:space="preserve">本章の内容を、七つの約束ごとにまとめておきたい。これは、学習者自身が守る約束であると同時に、保護者や教師が、子どもや生徒と話し合う際のたたき台にもなる。</w:t>
+        <w:t xml:space="preserve">8　AIと学ぶための約束ごと</w:t>
+      </w:r>
+    </w:p>
+    <w:p>
+      <w:pPr>
+        <w:spacing w:after="60"/>
+        <w:ind w:firstLine="210"/>
+        <w:jc w:val="both"/>
+      </w:pPr>
+      <w:r>
+        <w:t xml:space="preserve">本章の内容を、七つの約束ごとにまとめておきたい。一から五までは、並走ノートの手順をそのまま約束にしたものである。これは、学習者自身が守る約束であると同時に、保護者や教師が、子どもや生徒と話し合う際のたたき台にもなる。</w:t>
       </w:r>
     </w:p>
     <w:p>
@@ -7414,10 +7916,10 @@
           <w:b/>
           <w:bCs/>
         </w:rPr>
-        <w:t xml:space="preserve">二、先に自分で考える。</w:t>
-      </w:r>
-      <w:r>
-        <w:t xml:space="preserve">分からない問題でも、少なくとも方針を立てようとする時間をとってから、AIに頼る。学ぶ前に問題に挑戦すると、たとえ解けなくても、その後の学習が深まることが研究で示されている（コーネルら、二〇〇九年）。</w:t>
+        <w:t xml:space="preserve">二、先に自分で書き殴る。</w:t>
+      </w:r>
+      <w:r>
+        <w:t xml:space="preserve">AIを開く前に、自分の知っていること、考えていること、分からないことを、何も見ずに書き出す。分からない問題でも、少なくとも方針を立てようとする時間をとってから、AIに頼る。学ぶ前に問題に挑戦すると、たとえ解けなくても、その後の学習が深まることが研究で示されている（コーネルら、二〇〇九年）。</w:t>
       </w:r>
     </w:p>
     <w:p>
@@ -7448,27 +7950,27 @@
           <w:b/>
           <w:bCs/>
         </w:rPr>
-        <w:t xml:space="preserve">四、AIに問題を出させ、問い返させる。</w:t>
-      </w:r>
-      <w:r>
-        <w:t xml:space="preserve">AIを答えを出す機械ではなく、問いを出す相手として使う。</w:t>
-      </w:r>
-    </w:p>
-    <w:p>
-      <w:pPr>
-        <w:spacing w:after="60"/>
-        <w:ind w:firstLine="210"/>
-        <w:jc w:val="both"/>
-      </w:pPr>
-      <w:r>
-        <w:rPr>
-          <w:b/>
-          <w:bCs/>
-        </w:rPr>
-        <w:t xml:space="preserve">五、AIの説明を読んだら、閉じて自分で説明し直す。</w:t>
-      </w:r>
-      <w:r>
-        <w:t xml:space="preserve">読んで分かっただけでは、学習は終わっていない。</w:t>
+        <w:t xml:space="preserve">四、AIには、自分の考えを整理させ、問い返させる。</w:t>
+      </w:r>
+      <w:r>
+        <w:t xml:space="preserve">AIを答えを出す機械ではなく、自分の考えを映す鏡と、問いを出す相手として使う。整理させるときは、内容を足させない。</w:t>
+      </w:r>
+    </w:p>
+    <w:p>
+      <w:pPr>
+        <w:spacing w:after="60"/>
+        <w:ind w:firstLine="210"/>
+        <w:jc w:val="both"/>
+      </w:pPr>
+      <w:r>
+        <w:rPr>
+          <w:b/>
+          <w:bCs/>
+        </w:rPr>
+        <w:t xml:space="preserve">五、AIが整理したものは、閉じて自分で再現する。</w:t>
+      </w:r>
+      <w:r>
+        <w:t xml:space="preserve">AIの説明や整理を読んで分かっただけでは、学習は終わっていない。見ずに書き直せたとき、初めて自分のものになる。</w:t>
       </w:r>
     </w:p>
     <w:p>
@@ -7863,7 +8365,7 @@
         <w:jc w:val="both"/>
       </w:pPr>
       <w:r>
-        <w:t xml:space="preserve">具体的には、次のような方法が考えられる。教室の中で、道具を使わずに問題を解いたり、文章を書いたりする。提出されたレポートについて、口頭で説明や質問への応答を求める。完成した成果物だけでなく、下書きや、考えの変化の過程も評価の対象にする。AIの使用を認めたうえで、「AIに何を尋ね、その答えをどう検証し、最終的に自分でどう判断したか」を報告させる。</w:t>
+        <w:t xml:space="preserve">具体的には、次のような方法が考えられる。教室の中で、道具を使わずに問題を解いたり、文章を書いたりする。提出されたレポートについて、口頭で説明や質問への応答を求める。完成した成果物だけでなく、下書きや、考えの変化の過程も評価の対象にする。AIの使用を認めたうえで、「AIに何を尋ね、その答えをどう検証し、最終的に自分でどう判断したか」を報告させる。第6章の並走ノートの形で、自分の書き殴り、AIによる整理、そして整理のどこを採用し、どこを採用しなかったかとその理由の三つを提出させるのも一つの方法だ。書き殴りを見れば本人の頭の中身が、採否の理由を見れば本人の判断が、それぞれ見える。</w:t>
       </w:r>
     </w:p>
     <w:p>
@@ -8142,6 +8644,16 @@
       </w:pPr>
       <w:r>
         <w:t xml:space="preserve">また、保護者にできる最も効果的なことの一つは、子どもに説明を求めることだ。「今日学校で何を習ったの？」「その問題、どうやって解いたの？」と尋ね、子どもの説明を聞く。これは、第5章の原則四「説明する」を、家庭の中で自然に行う方法である。保護者自身がその内容を理解している必要はない。関心を持って聞き、「それはどうして？」と尋ねるだけで、子どもは自分の理解を言葉にし、確かめる機会を得る。</w:t>
+      </w:r>
+    </w:p>
+    <w:p>
+      <w:pPr>
+        <w:spacing w:after="60"/>
+        <w:ind w:firstLine="210"/>
+        <w:jc w:val="both"/>
+      </w:pPr>
+      <w:r>
+        <w:t xml:space="preserve">子どもがAIを使うなら、並走ノートの順番だけは家庭で守りたい。「AIを開く前に、まず自分でノートに書く」。この一点を約束にするだけで、AIは宿題を終わらせる道具から、子どもの考えを整理する相棒に変わる。保護者は、AIの整理を見せてもらうより、その前の書き殴りを見せてもらうほうがよい。そこに、子ども自身の頭の中身が表れているからだ。</w:t>
       </w:r>
     </w:p>
     <w:p>
@@ -8572,7 +9084,7 @@
         <w:jc w:val="both"/>
       </w:pPr>
       <w:r>
-        <w:t xml:space="preserve">第6章では、AIの使い方を判断する基準として「引き算テスト」を提案した。その苦労をAIに任せて消したとき、身につけたい力も一緒に消えるなら、その苦労は自分で担う。AIを答えを出す機械としてではなく、問題を出し、問い返してくれる相手として使う。</w:t>
+        <w:t xml:space="preserve">第6章では、AIの使い方を判断する基準として「引き算テスト」を提案した。その苦労をAIに任せて消したとき、身につけたい力も一緒に消えるなら、その苦労は自分で担う。そして、その基準を毎日の形にした「並走ノート」を示した。自分の考えを何も見ずに書き殴り、AIに整理させ、見比べ、確かめ、閉じて再現して取り戻す。問いと材料と最終判断という主導権を自分が握ったまま、組み立ての作業だけをAIに手伝わせる方法である。</w:t>
       </w:r>
     </w:p>
     <w:p>
@@ -8692,37 +9204,37 @@
           <w:b/>
           <w:bCs/>
         </w:rPr>
-        <w:t xml:space="preserve">今日学んだことを、何も見ずに、白紙に書き出してみる。</w:t>
-      </w:r>
-    </w:p>
-    <w:p>
-      <w:pPr>
-        <w:spacing w:after="60"/>
-        <w:ind w:firstLine="210"/>
-        <w:jc w:val="both"/>
-      </w:pPr>
-      <w:r>
-        <w:t xml:space="preserve">本を閉じ、ノートを閉じ、画面を閉じて、今日学んだことを、覚えている限り書き出す。書けたことが、今日あなたの頭に残ったことだ。書けなかったことを確認し、もう一度閉じて書く。</w:t>
-      </w:r>
-    </w:p>
-    <w:p>
-      <w:pPr>
-        <w:spacing w:after="60"/>
-        <w:ind w:firstLine="210"/>
-        <w:jc w:val="both"/>
-      </w:pPr>
-      <w:r>
-        <w:t xml:space="preserve">これは、本書で述べてきたすべての原理の出発点である。学習中の手ごたえではなく、学習後の証拠で判断する（第1章）。「分かる」から「思い出せる」への距離を埋める（第2章）。引き出しの中身を確かめ、増やす（第3章）。自分の理解を外から見る（第4章）。思い出す練習をする（第5章）。そして、AIには代わってもらえない、自分の頭が働く時間を持つ（第6章）。</w:t>
-      </w:r>
-    </w:p>
-    <w:p>
-      <w:pPr>
-        <w:spacing w:after="60"/>
-        <w:ind w:firstLine="210"/>
-        <w:jc w:val="both"/>
-      </w:pPr>
-      <w:r>
-        <w:t xml:space="preserve">答えがタダになった時代に、それでも自分の頭で学ぶことの意味は、この小さな一歩の中にある。白紙を前にして、何も出てこないもどかしさを感じたとき、あなたの頭は、確かに働いている。そのもどかしさこそが、学びが起きている証拠なのだ。</w:t>
+        <w:t xml:space="preserve">今日学んだことを、何も見ずに、ノートに書き殴ってみる。そして、それをAIに整理させる。</w:t>
+      </w:r>
+    </w:p>
+    <w:p>
+      <w:pPr>
+        <w:spacing w:after="60"/>
+        <w:ind w:firstLine="210"/>
+        <w:jc w:val="both"/>
+      </w:pPr>
+      <w:r>
+        <w:t xml:space="preserve">本を閉じ、画面を閉じて、今日学んだことを、覚えている限り、順番も体裁も気にせず書き出す。分からないことも、そのまま書く。書けたことが、今日あなたの頭に残ったことだ。それからAIを開き、内容を足さずに整理し、誤りと抜けを別に示してくれるよう頼む。返ってきた整理を自分の書き殴りと見比べ、指摘を教科書で確かめる。そして数日後、今度はAIの整理を見ずに、もう一度書き殴る。</w:t>
+      </w:r>
+    </w:p>
+    <w:p>
+      <w:pPr>
+        <w:spacing w:after="60"/>
+        <w:ind w:firstLine="210"/>
+        <w:jc w:val="both"/>
+      </w:pPr>
+      <w:r>
+        <w:t xml:space="preserve">これは、本書で述べてきたすべての原理の出発点である。学習中の手ごたえではなく、学習後の証拠で判断する（第1章）。「分かる」から「思い出せる」への距離を埋める（第2章）。引き出しの中身を確かめ、増やす（第3章）。自分の理解を外から見る（第4章）。思い出す練習をする（第5章）。そして、主導権を握ったままAIと並走し、AIには代わってもらえない、自分の頭が働く時間を守る（第6章）。</w:t>
+      </w:r>
+    </w:p>
+    <w:p>
+      <w:pPr>
+        <w:spacing w:after="60"/>
+        <w:ind w:firstLine="210"/>
+        <w:jc w:val="both"/>
+      </w:pPr>
+      <w:r>
+        <w:t xml:space="preserve">答えがタダになった時代に、それでも自分の頭で学ぶことの意味は、この小さな一歩の中にある。白紙を前にして、何も出てこないもどかしさを感じたとき、あなたの頭は、確かに働いている。そのもどかしさこそが、学びが起きている証拠なのだ。AIは、そのもどかしさを消すためではなく、もどかしさの先で書き殴ったあなた自身の考えを、映し、整え、問い返すために使えばいい。走るのは、いつもあなたである。</w:t>
       </w:r>
     </w:p>
     <w:p>
@@ -8812,6 +9324,128 @@
       </w:pPr>
       <w:r>
         <w:t xml:space="preserve">「消える」と答えたら、その作業は自分でやる。「消えない」と答えたら、AIに任せてよい。</w:t>
+      </w:r>
+    </w:p>
+    <w:p>
+      <w:pPr>
+        <w:pStyle w:val="Heading3"/>
+      </w:pPr>
+      <w:r>
+        <w:t xml:space="preserve">並走ノート（第6章）——いちばん基本の使い方</w:t>
+      </w:r>
+    </w:p>
+    <w:p>
+      <w:pPr>
+        <w:spacing w:after="60"/>
+        <w:ind w:firstLine="210"/>
+        <w:jc w:val="both"/>
+      </w:pPr>
+      <w:r>
+        <w:rPr>
+          <w:b/>
+          <w:bCs/>
+        </w:rPr>
+        <w:t xml:space="preserve">第一段階：書き殴る（AIは使わない）</w:t>
+      </w:r>
+      <w:r>
+        <w:t xml:space="preserve">　教科書・ノート・画面を閉じ、テーマについて知っていること、考えていること、分からないことを、順番も体裁も気にせず書き出す。目安は5〜15分。</w:t>
+      </w:r>
+    </w:p>
+    <w:p>
+      <w:pPr>
+        <w:spacing w:after="60"/>
+        <w:ind w:firstLine="210"/>
+        <w:jc w:val="both"/>
+      </w:pPr>
+      <w:r>
+        <w:rPr>
+          <w:b/>
+          <w:bCs/>
+        </w:rPr>
+        <w:t xml:space="preserve">第二段階：AIに整理させる</w:t>
+      </w:r>
+      <w:r>
+        <w:t xml:space="preserve">　書き殴ったメモを撮影するか打ち込んで、次のように頼む。</w:t>
+      </w:r>
+    </w:p>
+    <w:p>
+      <w:pPr>
+        <w:pBdr>
+          <w:left w:val="single" w:color="AAAAAA" w:sz="12" w:space="8"/>
+        </w:pBdr>
+        <w:spacing w:after="120"/>
+        <w:ind w:left="420"/>
+      </w:pPr>
+      <w:r>
+        <w:rPr>
+          <w:color w:val="444444"/>
+        </w:rPr>
+        <w:t xml:space="preserve">以下は、私が何も見ずに書き殴ったメモです。内容は足さずに、私の言葉をできるだけ生かして、見出しと箇条書きで構造化してください。重複はまとめてください。そのうえで、私のメモの中の誤りと、抜けていると思われる重要な点は、整理した本文には混ぜずに、最後に別のリストとして示してください。</w:t>
+      </w:r>
+    </w:p>
+    <w:p>
+      <w:pPr>
+        <w:pBdr>
+          <w:left w:val="single" w:color="AAAAAA" w:sz="12" w:space="8"/>
+        </w:pBdr>
+        <w:spacing w:after="120"/>
+        <w:ind w:left="420"/>
+      </w:pPr>
+      <w:r>
+        <w:rPr>
+          <w:color w:val="444444"/>
+        </w:rPr>
+        <w:t xml:space="preserve">（論述・小論文の場合）以下は、私が書き殴った考えです。答案の構成を代わりに作るのではなく、私の考えの中にある論点を、つながりが分かるように並べ替えてください。私が気づいていない論点は、本文に入れずに「検討候補」として別に挙げてください。</w:t>
+      </w:r>
+    </w:p>
+    <w:p>
+      <w:pPr>
+        <w:spacing w:after="60"/>
+        <w:ind w:firstLine="210"/>
+        <w:jc w:val="both"/>
+      </w:pPr>
+      <w:r>
+        <w:rPr>
+          <w:b/>
+          <w:bCs/>
+        </w:rPr>
+        <w:t xml:space="preserve">第三段階：取り戻す（AIは閉じる）</w:t>
+      </w:r>
+    </w:p>
+    <w:p>
+      <w:pPr>
+        <w:pStyle w:val="ListParagraph"/>
+        <w:numPr>
+          <w:ilvl w:val="0"/>
+          <w:numId w:val="2"/>
+        </w:numPr>
+      </w:pPr>
+      <w:r>
+        <w:t xml:space="preserve">比べる：自分の書き殴りとAIの整理を見比べ、採用するかどうかを自分で決める。</w:t>
+      </w:r>
+    </w:p>
+    <w:p>
+      <w:pPr>
+        <w:pStyle w:val="ListParagraph"/>
+        <w:numPr>
+          <w:ilvl w:val="0"/>
+          <w:numId w:val="2"/>
+        </w:numPr>
+      </w:pPr>
+      <w:r>
+        <w:t xml:space="preserve">検証する：「誤り・抜け」のリストを教科書や資料で確かめ、本当の誤りは誤答の四分類（付録2）に当てはめる。</w:t>
+      </w:r>
+    </w:p>
+    <w:p>
+      <w:pPr>
+        <w:pStyle w:val="ListParagraph"/>
+        <w:numPr>
+          <w:ilvl w:val="0"/>
+          <w:numId w:val="2"/>
+        </w:numPr>
+      </w:pPr>
+      <w:r>
+        <w:t xml:space="preserve">再現する：数日後、AIの整理を見ずにもう一度書き殴る。書けなかったところが、まだ取り戻せていないところ。</w:t>
       </w:r>
     </w:p>
     <w:p>
@@ -11309,7 +11943,7 @@
         <w:ind w:left="420" w:hanging="420"/>
       </w:pPr>
       <w:r>
-        <w:t xml:space="preserve">2.　先に自分で考える。</w:t>
+        <w:t xml:space="preserve">2.　先に自分で書き殴る。</w:t>
       </w:r>
     </w:p>
     <w:p>
@@ -11327,7 +11961,7 @@
         <w:ind w:left="420" w:hanging="420"/>
       </w:pPr>
       <w:r>
-        <w:t xml:space="preserve">4.　AIに問題を出させ、問い返させる。</w:t>
+        <w:t xml:space="preserve">4.　AIには、自分の考えを整理させ、問い返させる（内容は足させない）。</w:t>
       </w:r>
     </w:p>
     <w:p>
@@ -11336,7 +11970,7 @@
         <w:ind w:left="420" w:hanging="420"/>
       </w:pPr>
       <w:r>
-        <w:t xml:space="preserve">5.　AIの説明を読んだら、閉じて自分で説明し直す。</w:t>
+        <w:t xml:space="preserve">5.　AIが整理したものは、閉じて自分で再現する。</w:t>
       </w:r>
     </w:p>
     <w:p>
@@ -11968,6 +12602,30 @@
       </w:pPr>
       <w:r>
         <w:t xml:space="preserve">Lee, H.-P., Sarkar, A., et al. (2025). The impact of generative AI on critical thinking: Self-reported reductions in cognitive effort and confidence effects from a survey of knowledge workers. *Proceedings of CHI 2025*.</w:t>
+      </w:r>
+    </w:p>
+    <w:p>
+      <w:pPr>
+        <w:pStyle w:val="ListParagraph"/>
+        <w:numPr>
+          <w:ilvl w:val="0"/>
+          <w:numId w:val="2"/>
+        </w:numPr>
+      </w:pPr>
+      <w:r>
+        <w:t xml:space="preserve">Slamecka, N. J., &amp; Graf, P. (1978). The generation effect: Delineation of a phenomenon. *Journal of Experimental Psychology: Human Learning and Memory*, 4(6), 592–604.</w:t>
+      </w:r>
+    </w:p>
+    <w:p>
+      <w:pPr>
+        <w:pStyle w:val="ListParagraph"/>
+        <w:numPr>
+          <w:ilvl w:val="0"/>
+          <w:numId w:val="2"/>
+        </w:numPr>
+      </w:pPr>
+      <w:r>
+        <w:t xml:space="preserve">Bangert-Drowns, R. L., Hurley, M. M., &amp; Wilkinson, B. (2004). The effects of school-based writing-to-learn interventions on academic achievement: A meta-analysis. *Review of Educational Research*, 74(1), 29–58.</w:t>
       </w:r>
     </w:p>
     <w:p>
